--- a/docs/v2/StreamFlix-v2-Architecture-and-Deployment.docx
+++ b/docs/v2/StreamFlix-v2-Architecture-and-Deployment.docx
@@ -4671,7 +4671,7 @@
     </w:p>
     <w:p>
       <w:r>
-        <w:t>Active workflows now live in .github/workflows. Actions are pinned to verified commit SHAs, with the source version retained in comments. Pull-request validation has read-only permissions. Image publication uses GHCR and the built-in token scoped to packages; attestation jobs use OIDC. Repository owner and release SHA are derived from the workflow context, not personal hardcoded registry paths.</w:t>
+        <w:t>Active workflows now live in .github/workflows. Actions are pinned to verified commit SHAs, with the source version retained in comments. Pull-request validation has read-only permissions. Image publication uses Docker Hub with repository Actions secrets DOCKERHUB_USERNAME and DOCKERHUB_TOKEN. The namespace is derived from that username and the release SHA from the workflow context. BuildKit attaches SBOM and provenance metadata. The built-in GITHUB_TOKEN is used separately to propose the digest promotion PR; enable repository permission for Actions to create pull requests. The first source push publishes images; deployment is triggered separately after promotion and runner setup.</w:t>
       </w:r>
     </w:p>
     <w:p>
@@ -4902,7 +4902,7 @@
         <w:br/>
         <w:t>- GitHub Actions references: resolved to immutable commit SHAs using the upstream tag references.</w:t>
         <w:br/>
-        <w:t>- Isolated real-service integration harness: prepared and attempted. Docker Desktop could not pull postgres:16-alpine because registry-1.docker.io timed out; service integration did not run locally. It is an explicit CI gate.</w:t>
+        <w:t>- Isolated real-service integration harness: passed against temporary real Postgres and Redis instances. Verified migrations, hashed passwords, authenticated gateway proxying, secure cookies, user ownership, persisted watchlist/progress, numeric title IDs and invalid-ID rejection, idempotent sandbox billing, CSRF and logout. The earlier image-pull blocker is resolved. This remains an explicit CI gate.</w:t>
         <w:br/>
         <w:t>- Application image builds/scans, actual GitHub CI run, application rollout/live smoke, application DB TLS, production mTLS, Argo CD sync, load testing, backup restore and secret rotation remain unverified. Platform rollout, cross-node NetworkPolicy enforcement and Grafana HTTPS trust passed the checks above.</w:t>
         <w:br/>
@@ -4956,7 +4956,7 @@
     </w:p>
     <w:p>
       <w:r>
-        <w:t>GitHub artifact attestations: https://docs.github.com/en/actions/concepts/security/artifact-attestations</w:t>
+        <w:t>Docker BuildKit attestations in GitHub Actions: https://docs.docker.com/build/ci/github-actions/attestations/</w:t>
       </w:r>
     </w:p>
     <w:p>

--- a/docs/v2/StreamFlix-v2-Architecture-and-Deployment.docx
+++ b/docs/v2/StreamFlix-v2-Architecture-and-Deployment.docx
@@ -22,7 +22,7 @@
     </w:p>
     <w:p>
       <w:r>
-        <w:t>Version 2.0 • Prepared 10 October 2026</w:t>
+        <w:t>Version 2.0 • Repository cleanup 11 October 2026; platform checks 10 October 2026</w:t>
       </w:r>
     </w:p>
     <w:p>
@@ -40,7 +40,7 @@
     </w:p>
     <w:p>
       <w:r>
-        <w:t>This document explains the implemented v2 repository and its deployment prerequisites. The old devops kind cluster was deleted following the requested reset on 2026-10-10. A fresh three-node streamflix-v2 learning cluster now runs version-pinned platform controllers and observability. All 28 Prometheus targets passed, logs were collected from all active platform namespaces, a synthetic trace was retrieved from Tempo, and HTTPS and cross-node policy enforcement passed. Application releases still await GitHub Actions; no production cloud provisioning or Argo CD sync has been performed.</w:t>
+        <w:t>This document explains the implemented v2 repository and its deployment prerequisites. A three-node streamflix-v2 learning cluster now runs version-pinned platform controllers and observability. All 28 Prometheus targets passed, logs were collected from all active platform namespaces, a synthetic trace was retrieved from Tempo, and HTTPS and cross-node policy enforcement passed. Application releases still await GitHub Actions; no production cloud provisioning or Argo CD sync has been performed.</w:t>
       </w:r>
     </w:p>
     <w:p>
@@ -424,34 +424,6 @@
                 <w:sz w:val="18"/>
               </w:rPr>
               <w:t>Node security, Python service and Playwright desktop/mobile tests</w:t>
-            </w:r>
-          </w:p>
-        </w:tc>
-      </w:tr>
-      <w:tr>
-        <w:tc>
-          <w:tcPr>
-            <w:tcW w:type="dxa" w:w="5112"/>
-          </w:tcPr>
-          <w:p>
-            <w:r>
-              <w:rPr>
-                <w:sz w:val="18"/>
-              </w:rPr>
-              <w:t>gitops/charts/&lt;old-service&gt;, ci/github-actions</w:t>
-            </w:r>
-          </w:p>
-        </w:tc>
-        <w:tc>
-          <w:tcPr>
-            <w:tcW w:type="dxa" w:w="5112"/>
-          </w:tcPr>
-          <w:p>
-            <w:r>
-              <w:rPr>
-                <w:sz w:val="18"/>
-              </w:rPr>
-              <w:t>Historical v1 examples; do not deploy current v2 service code using them</w:t>
             </w:r>
           </w:p>
         </w:tc>
@@ -4635,7 +4607,7 @@
     </w:p>
     <w:p>
       <w:r>
-        <w:t>The old cluster used Fluent Bit and Promtail with an older Loki instance. That cluster and its node-local data were deleted following the requested reset. The fresh cluster uses Loki 3 TSDB v13 filesystem storage and Grafana Alloy; Fluent Bit and Promtail are not installed in the new cluster. Log ingestion from all six active platform namespaces has been verified.</w:t>
+        <w:t>The learning cluster uses Loki 3 TSDB v13 filesystem storage and Grafana Alloy; Fluent Bit and Promtail are not installed in the new cluster. Log ingestion from all six active platform namespaces has been verified.</w:t>
       </w:r>
     </w:p>
     <w:p>
@@ -4691,7 +4663,7 @@
     </w:p>
     <w:p>
       <w:r>
-        <w:t>Production environments need protected branches, reviewed workflow changes, required checks, environment approvals and controlled runner access. Dependency updates are prepared through Dependabot. The workflows have been statically validated and action references checked, but have not been executed on GitHub as part of this local change.</w:t>
+        <w:t>Production environments need protected branches, reviewed workflow changes, required checks, environment approvals and controlled runner access. Dependency updates are prepared through Dependabot. The workflows have been statically validated and action references checked. The first GitHub run built images but failed the frontend vulnerability gate on bundled npm tooling. The local runtime-image hardening change remains unverified; no complete promoted application release has passed yet.</w:t>
       </w:r>
     </w:p>
     <w:p>
@@ -4746,7 +4718,7 @@
     </w:p>
     <w:p>
       <w:r>
-        <w:t>The detailed executable setup sequence is maintained in docs/v2/DEPLOYMENT.md. This guide records how the deployment is designed; it does not claim v2 was already deployed. The v1 cluster has been retired; deploy the v2 application through the reviewed CI release process.</w:t>
+        <w:t>The detailed executable setup sequence is maintained in docs/v2/DEPLOYMENT.md. This guide records how the deployment is designed; it does not claim v2 was already deployed. Deploy the application through the reviewed CI release process.</w:t>
       </w:r>
     </w:p>
     <w:p>
@@ -4858,7 +4830,7 @@
         <w:t># Validation record — 10 October 2026</w:t>
         <w:br/>
         <w:br/>
-        <w:t>Implemented source and manifests have been checked locally. The old `devops` cluster was deleted at the user's request on 2026-10-10 and replaced with a fresh three-node `streamflix-v2` cluster. The platform setup is recorded separately; application release validation still awaits CI deployment.</w:t>
+        <w:t>Implemented source and manifests have been checked locally. The learning environment uses a three-node `streamflix-v2` cluster. The platform setup is recorded separately; application release validation still awaits CI deployment.</w:t>
         <w:br/>
         <w:br/>
         <w:t>## Fresh learning platform — verified 2026-10-10</w:t>
@@ -4908,6 +4880,15 @@
         <w:br/>
         <w:br/>
         <w:t>These results describe a hardened implementation and reviewable deployment path. Production acceptance still depends on the supplied infrastructure, identities and successful staging verification.</w:t>
+        <w:br/>
+        <w:br/>
+        <w:t>## Repository cleanup — 11 October 2026</w:t>
+        <w:br/>
+        <w:br/>
+        <w:t>Unused service charts, historical workflow examples, old setup scripts, infrastructure manifests, numbered legacy documentation and the unused test console were removed. Active Tempo settings moved to `gitops/platform/tempo-learning.yaml`; platform installer and Word guide references were updated. Existing cluster resources were not changed.</w:t>
+        <w:br/>
+        <w:br/>
+        <w:t>The initial GitHub run built and published images, but the frontend scan reported ten HIGH findings in npm tooling bundled with the Node base image. The eleven local Node Dockerfile hardening changes are uncommitted and await runtime-build/scan verification. No successful complete release promotion or application deployment is claimed.</w:t>
         <w:br/>
       </w:r>
     </w:p>
